--- a/tillsyn/A 27816-2026 tillsynsbegäran.docx
+++ b/tillsyn/A 27816-2026 tillsynsbegäran.docx
@@ -258,7 +258,7 @@
     <w:r>
       <w:tab/>
       <w:tab/>
-      <w:t>2026-06-19</w:t>
+      <w:t>2026-06-20</w:t>
       <w:br/>
       <w:br/>
     </w:r>

--- a/tillsyn/A 27816-2026 tillsynsbegäran.docx
+++ b/tillsyn/A 27816-2026 tillsynsbegäran.docx
@@ -12,10 +12,7 @@
     </w:p>
     <w:p>
       <w:r>
-        <w:t>Detta dokument behandlar höga naturvärden i avverkningsanmälan A 27816-2026 i Uppsala kommun som inkom 2026-06-18 och omfattar 5,5 ha.</w:t>
-      </w:r>
-      <w:r>
-        <w:t xml:space="preserve"> I Figur 1 visas fyndplatser för naturvårdsarter i området, som finns registrerade på Artportalen.</w:t>
+        <w:t>Denna tillsynsbegäran behandlar höga naturvärden i avverkningsanmälan A 27816-2026 i Uppsala kommun som inkom 2026-06-18 och omfattar 5,5 ha.</w:t>
       </w:r>
     </w:p>
     <w:p>
@@ -25,7 +22,7 @@
       <w:r>
         <w:drawing>
           <wp:inline xmlns:a="http://schemas.openxmlformats.org/drawingml/2006/main" xmlns:pic="http://schemas.openxmlformats.org/drawingml/2006/picture">
-            <wp:extent cx="4843596" cy="5688000"/>
+            <wp:extent cx="4874252" cy="5724000"/>
             <wp:docPr id="1" name="Picture 1"/>
             <wp:cNvGraphicFramePr>
               <a:graphicFrameLocks noChangeAspect="1"/>
@@ -46,7 +43,7 @@
                   <pic:spPr>
                     <a:xfrm>
                       <a:off x="0" y="0"/>
-                      <a:ext cx="4843596" cy="5688000"/>
+                      <a:ext cx="4874252" cy="5724000"/>
                     </a:xfrm>
                     <a:prstGeom prst="rect"/>
                   </pic:spPr>
@@ -63,7 +60,20 @@
         <w:spacing w:after="240"/>
       </w:pPr>
       <w:r>
-        <w:t>Figur 1. Fyndplatser för naturvårdsarter inom 24 meter från avverkningsanmälan (röd linje). Inom parentes anges rödlistekategorier, S för signalarter, Tför typiska arter och fridlysningsparagrafer i artskyddsförordningen.Markörer utan svart kant är placerade på fyndplatsen. Markörer med svart kant är placerade vid sidan av fyndplatsen och har ett svart streck som visar fyndplatsens exakta position. Kartans mittpunktskoordinat är N 6654834, E 678090 i SWEREF 99 TM.</w:t>
+        <w:t>Figur 1. Fyndplatser för naturvårdsarter inom 24 meter från avverkningsanmälan. Markörer utan svart kant är placerade på fyndplatsen. Markörer med svart kant är placerade vid sidan av fyndplatsen har ett svart streck som visar fyndplatsens exakta position. Kartans mittpunktskoordinat är N 6654834, E 678090 i SWEREF 99 TM.</w:t>
+      </w:r>
+    </w:p>
+    <w:p>
+      <w:r>
+        <w:t>Inom 24 meter från avverkningsanmälan finns fynd av 3 naturvårdsarter, varav 1 är rödlistad, 1 är typisk (T) och 2 är signalarter (S): vedtrappmossa (NT, T), brandticka (S) och granbräken (S). Se Figur 1.</w:t>
+      </w:r>
+    </w:p>
+    <w:p>
+      <w:pPr>
+        <w:pStyle w:val="Heading1"/>
+      </w:pPr>
+      <w:r>
+        <w:t>Tillsynsbegäran</w:t>
       </w:r>
     </w:p>
     <w:p>
@@ -77,37 +87,16 @@
       </w:r>
     </w:p>
     <w:p>
-      <w:r>
-        <w:t>Nedan beskrivs fynd av naturvårdsarter som gjorts i det avverkningsanmälda området.</w:t>
-      </w:r>
-    </w:p>
-    <w:p>
       <w:pPr>
         <w:pStyle w:val="Heading1"/>
       </w:pPr>
       <w:r>
-        <w:t>Naturvårdsarter</w:t>
+        <w:t>Naturvårdsarter och fridlysta arter</w:t>
       </w:r>
     </w:p>
     <w:p>
       <w:r>
-        <w:t>Inom 24 meter från avverkningsanmälan har följande 3 naturvårdsarter hittats: vedtrappmossa (NT, T), brandticka (S) och granbräken (S). Av dessa är 1 rödlistade. För rödlistade arter har rödlistekategorin angivits inom parentes. Arter som är signalarter enligt Skogsstyrelsen har markerats med (S). Typiska arter inom Natura 2000 som är kopplade till skogsekosystem har markerats med (T).</w:t>
-      </w:r>
-    </w:p>
-    <w:p>
-      <w:r>
-        <w:t>De påträffade naturvårdsarterna är ett tydligt kvitto på att det rör sig om en skog med höga naturvärden.</w:t>
-      </w:r>
-    </w:p>
-    <w:p>
-      <w:r>
-        <w:rPr>
-          <w:b/>
-        </w:rPr>
-        <w:t xml:space="preserve">Brandticka </w:t>
-      </w:r>
-      <w:r>
-        <w:t>förekommer främst i olikåldrig fuktig granskog med mycket död ved, ofta i kärrkanter eller vid bäckar på lokaler med hög luftfuktighet. Växer huvudsakligen på grova granlågor, någon enstaka gång på tall, asp eller björk, och verkar knuten till ved som först rötats av klibbticka. Arten var tidigare rödlistad men en sentida ökning, bland annat i barkborreangripna granplanteringar i sydligaste Skandinavien har förändrat hotbilden. Populationen i landet kan påverkas negativt av kalavverkning och ett skogsbruk som innebär att mängden grova granlågor minskar. Även dikning och gallring som leder till ett torrare mikroklimat på växtplatserna kan ha negativ inverkan. För att säkerställa en gynnsam bevarandestatus på sikt bör områdesskydd av artens livsmiljöer upprättas på ett sätt som tryggar livskraftiga populationer på landskapsnivå. Vid skogsbruk bör grov död ved och skyddszoner vid kärr och vattendrag lämnas, och träd tillåtas åldras och dö på ett sätt som skapar kontinuerlig tillgång på livsmiljöer (SLU Artdatabanken, 2025).</w:t>
+        <w:t>Nedan följer beskrivningar av de naturvårdsarter och fridlysta arter som har sina livsmiljöer och växtplatser i den avverkningsanmälda skogen. De påträffade naturvårdsarterna är ett tydligt kvitto på att det rör sig om en skog med höga naturvärden.</w:t>
       </w:r>
     </w:p>
     <w:p>
@@ -128,6 +117,17 @@
       </w:r>
       <w:r>
         <w:t xml:space="preserve"> (SLU Artdatabanken, 2024).</w:t>
+      </w:r>
+    </w:p>
+    <w:p>
+      <w:r>
+        <w:rPr>
+          <w:b/>
+        </w:rPr>
+        <w:t xml:space="preserve">Brandticka </w:t>
+      </w:r>
+      <w:r>
+        <w:t>förekommer främst i olikåldrig fuktig granskog med mycket död ved, ofta i kärrkanter eller vid bäckar på lokaler med hög luftfuktighet. Växer huvudsakligen på grova granlågor, någon enstaka gång på tall, asp eller björk, och verkar knuten till ved som först rötats av klibbticka. Arten var tidigare rödlistad men en sentida ökning, bland annat i barkborreangripna granplanteringar i sydligaste Skandinavien har förändrat hotbilden. Populationen i landet kan påverkas negativt av kalavverkning och ett skogsbruk som innebär att mängden grova granlågor minskar. Även dikning och gallring som leder till ett torrare mikroklimat på växtplatserna kan ha negativ inverkan. För att säkerställa en gynnsam bevarandestatus på sikt bör områdesskydd av artens livsmiljöer upprättas på ett sätt som tryggar livskraftiga populationer på landskapsnivå. Vid skogsbruk bör grov död ved och skyddszoner vid kärr och vattendrag lämnas, och träd tillåtas åldras och dö på ett sätt som skapar kontinuerlig tillgång på livsmiljöer (SLU Artdatabanken, 2025).</w:t>
       </w:r>
     </w:p>
     <w:sectPr>
@@ -258,7 +258,7 @@
     <w:r>
       <w:tab/>
       <w:tab/>
-      <w:t>2026-06-20</w:t>
+      <w:t>2026-06-21</w:t>
       <w:br/>
       <w:br/>
     </w:r>

--- a/tillsyn/A 27816-2026 tillsynsbegäran.docx
+++ b/tillsyn/A 27816-2026 tillsynsbegäran.docx
@@ -258,7 +258,7 @@
     <w:r>
       <w:tab/>
       <w:tab/>
-      <w:t>2026-06-21</w:t>
+      <w:t>2026-06-22</w:t>
       <w:br/>
       <w:br/>
     </w:r>

--- a/tillsyn/A 27816-2026 tillsynsbegäran.docx
+++ b/tillsyn/A 27816-2026 tillsynsbegäran.docx
@@ -258,7 +258,7 @@
     <w:r>
       <w:tab/>
       <w:tab/>
-      <w:t>2026-06-22</w:t>
+      <w:t>2026-06-23</w:t>
       <w:br/>
       <w:br/>
     </w:r>

--- a/tillsyn/A 27816-2026 tillsynsbegäran.docx
+++ b/tillsyn/A 27816-2026 tillsynsbegäran.docx
@@ -258,7 +258,7 @@
     <w:r>
       <w:tab/>
       <w:tab/>
-      <w:t>2026-06-23</w:t>
+      <w:t>2026-06-24</w:t>
       <w:br/>
       <w:br/>
     </w:r>

--- a/tillsyn/A 27816-2026 tillsynsbegäran.docx
+++ b/tillsyn/A 27816-2026 tillsynsbegäran.docx
@@ -258,7 +258,7 @@
     <w:r>
       <w:tab/>
       <w:tab/>
-      <w:t>2026-06-24</w:t>
+      <w:t>2026-06-25</w:t>
       <w:br/>
       <w:br/>
     </w:r>

--- a/tillsyn/A 27816-2026 tillsynsbegäran.docx
+++ b/tillsyn/A 27816-2026 tillsynsbegäran.docx
@@ -258,7 +258,7 @@
     <w:r>
       <w:tab/>
       <w:tab/>
-      <w:t>2026-06-25</w:t>
+      <w:t>2026-06-26</w:t>
       <w:br/>
       <w:br/>
     </w:r>

--- a/tillsyn/A 27816-2026 tillsynsbegäran.docx
+++ b/tillsyn/A 27816-2026 tillsynsbegäran.docx
@@ -258,7 +258,7 @@
     <w:r>
       <w:tab/>
       <w:tab/>
-      <w:t>2026-06-26</w:t>
+      <w:t>2026-06-27</w:t>
       <w:br/>
       <w:br/>
     </w:r>

--- a/tillsyn/A 27816-2026 tillsynsbegäran.docx
+++ b/tillsyn/A 27816-2026 tillsynsbegäran.docx
@@ -258,7 +258,7 @@
     <w:r>
       <w:tab/>
       <w:tab/>
-      <w:t>2026-06-27</w:t>
+      <w:t>2026-06-28</w:t>
       <w:br/>
       <w:br/>
     </w:r>

--- a/tillsyn/A 27816-2026 tillsynsbegäran.docx
+++ b/tillsyn/A 27816-2026 tillsynsbegäran.docx
@@ -258,7 +258,7 @@
     <w:r>
       <w:tab/>
       <w:tab/>
-      <w:t>2026-06-28</w:t>
+      <w:t>2026-06-29</w:t>
       <w:br/>
       <w:br/>
     </w:r>

--- a/tillsyn/A 27816-2026 tillsynsbegäran.docx
+++ b/tillsyn/A 27816-2026 tillsynsbegäran.docx
@@ -258,7 +258,7 @@
     <w:r>
       <w:tab/>
       <w:tab/>
-      <w:t>2026-06-29</w:t>
+      <w:t>2026-06-30</w:t>
       <w:br/>
       <w:br/>
     </w:r>

--- a/tillsyn/A 27816-2026 tillsynsbegäran.docx
+++ b/tillsyn/A 27816-2026 tillsynsbegäran.docx
@@ -258,7 +258,7 @@
     <w:r>
       <w:tab/>
       <w:tab/>
-      <w:t>2026-06-30</w:t>
+      <w:t>2026-07-01</w:t>
       <w:br/>
       <w:br/>
     </w:r>

--- a/tillsyn/A 27816-2026 tillsynsbegäran.docx
+++ b/tillsyn/A 27816-2026 tillsynsbegäran.docx
@@ -258,7 +258,7 @@
     <w:r>
       <w:tab/>
       <w:tab/>
-      <w:t>2026-07-01</w:t>
+      <w:t>2026-07-02</w:t>
       <w:br/>
       <w:br/>
     </w:r>

--- a/tillsyn/A 27816-2026 tillsynsbegäran.docx
+++ b/tillsyn/A 27816-2026 tillsynsbegäran.docx
@@ -258,7 +258,7 @@
     <w:r>
       <w:tab/>
       <w:tab/>
-      <w:t>2026-07-13</w:t>
+      <w:t>2026-07-14</w:t>
       <w:br/>
       <w:br/>
     </w:r>

--- a/tillsyn/A 27816-2026 tillsynsbegäran.docx
+++ b/tillsyn/A 27816-2026 tillsynsbegäran.docx
@@ -258,7 +258,7 @@
     <w:r>
       <w:tab/>
       <w:tab/>
-      <w:t>2026-07-14</w:t>
+      <w:t>2026-07-15</w:t>
       <w:br/>
       <w:br/>
     </w:r>

--- a/tillsyn/A 27816-2026 tillsynsbegäran.docx
+++ b/tillsyn/A 27816-2026 tillsynsbegäran.docx
@@ -258,7 +258,7 @@
     <w:r>
       <w:tab/>
       <w:tab/>
-      <w:t>2026-07-15</w:t>
+      <w:t>2026-07-16</w:t>
       <w:br/>
       <w:br/>
     </w:r>

--- a/tillsyn/A 27816-2026 tillsynsbegäran.docx
+++ b/tillsyn/A 27816-2026 tillsynsbegäran.docx
@@ -258,7 +258,7 @@
     <w:r>
       <w:tab/>
       <w:tab/>
-      <w:t>2026-07-16</w:t>
+      <w:t>2026-07-17</w:t>
       <w:br/>
       <w:br/>
     </w:r>

--- a/tillsyn/A 27816-2026 tillsynsbegäran.docx
+++ b/tillsyn/A 27816-2026 tillsynsbegäran.docx
@@ -258,7 +258,7 @@
     <w:r>
       <w:tab/>
       <w:tab/>
-      <w:t>2026-07-17</w:t>
+      <w:t>2026-07-18</w:t>
       <w:br/>
       <w:br/>
     </w:r>

--- a/tillsyn/A 27816-2026 tillsynsbegäran.docx
+++ b/tillsyn/A 27816-2026 tillsynsbegäran.docx
@@ -258,7 +258,7 @@
     <w:r>
       <w:tab/>
       <w:tab/>
-      <w:t>2026-07-18</w:t>
+      <w:t>2026-07-19</w:t>
       <w:br/>
       <w:br/>
     </w:r>

--- a/tillsyn/A 27816-2026 tillsynsbegäran.docx
+++ b/tillsyn/A 27816-2026 tillsynsbegäran.docx
@@ -258,7 +258,7 @@
     <w:r>
       <w:tab/>
       <w:tab/>
-      <w:t>2026-07-19</w:t>
+      <w:t>2026-07-20</w:t>
       <w:br/>
       <w:br/>
     </w:r>

--- a/tillsyn/A 27816-2026 tillsynsbegäran.docx
+++ b/tillsyn/A 27816-2026 tillsynsbegäran.docx
@@ -258,7 +258,7 @@
     <w:r>
       <w:tab/>
       <w:tab/>
-      <w:t>2026-07-20</w:t>
+      <w:t>2026-07-21</w:t>
       <w:br/>
       <w:br/>
     </w:r>

--- a/tillsyn/A 27816-2026 tillsynsbegäran.docx
+++ b/tillsyn/A 27816-2026 tillsynsbegäran.docx
@@ -258,7 +258,7 @@
     <w:r>
       <w:tab/>
       <w:tab/>
-      <w:t>2026-07-21</w:t>
+      <w:t>2026-07-22</w:t>
       <w:br/>
       <w:br/>
     </w:r>

--- a/tillsyn/A 27816-2026 tillsynsbegäran.docx
+++ b/tillsyn/A 27816-2026 tillsynsbegäran.docx
@@ -258,7 +258,7 @@
     <w:r>
       <w:tab/>
       <w:tab/>
-      <w:t>2026-07-22</w:t>
+      <w:t>2026-07-23</w:t>
       <w:br/>
       <w:br/>
     </w:r>

--- a/tillsyn/A 27816-2026 tillsynsbegäran.docx
+++ b/tillsyn/A 27816-2026 tillsynsbegäran.docx
@@ -258,7 +258,7 @@
     <w:r>
       <w:tab/>
       <w:tab/>
-      <w:t>2026-07-23</w:t>
+      <w:t>2026-07-24</w:t>
       <w:br/>
       <w:br/>
     </w:r>

--- a/tillsyn/A 27816-2026 tillsynsbegäran.docx
+++ b/tillsyn/A 27816-2026 tillsynsbegäran.docx
@@ -60,7 +60,7 @@
         <w:spacing w:after="240"/>
       </w:pPr>
       <w:r>
-        <w:t>Figur 1. Fyndplatser för naturvårdsarter inom 24 meter från avverkningsanmälan. Markörer utan svart kant är placerade på fyndplatsen. Markörer med svart kant är placerade vid sidan av fyndplatsen har ett svart streck som visar fyndplatsens exakta position. Kartans mittpunktskoordinat är N 6654834, E 678090 i SWEREF 99 TM.</w:t>
+        <w:t>Figur 1. Fyndplatser för naturvårdsarter inom 24 meter från avverkningsanmälan. Markörer utan svart kant är placerade på fyndplatsen. Markörer med svart kant är placerade vid sidan av fyndplatsen och har ett svart streck som visar fyndplatsens exakta position. Kartans mittpunktskoordinat är N 6654834, E 678090 i SWEREF 99 TM.</w:t>
       </w:r>
     </w:p>
     <w:p>
@@ -258,7 +258,7 @@
     <w:r>
       <w:tab/>
       <w:tab/>
-      <w:t>2026-08-14</w:t>
+      <w:t>2026-08-15</w:t>
       <w:br/>
       <w:br/>
     </w:r>

--- a/tillsyn/A 27816-2026 tillsynsbegäran.docx
+++ b/tillsyn/A 27816-2026 tillsynsbegäran.docx
@@ -258,7 +258,7 @@
     <w:r>
       <w:tab/>
       <w:tab/>
-      <w:t>2026-08-15</w:t>
+      <w:t>2026-08-16</w:t>
       <w:br/>
       <w:br/>
     </w:r>

--- a/tillsyn/A 27816-2026 tillsynsbegäran.docx
+++ b/tillsyn/A 27816-2026 tillsynsbegäran.docx
@@ -258,7 +258,7 @@
     <w:r>
       <w:tab/>
       <w:tab/>
-      <w:t>2026-08-16</w:t>
+      <w:t>2026-08-17</w:t>
       <w:br/>
       <w:br/>
     </w:r>

--- a/tillsyn/A 27816-2026 tillsynsbegäran.docx
+++ b/tillsyn/A 27816-2026 tillsynsbegäran.docx
@@ -258,7 +258,7 @@
     <w:r>
       <w:tab/>
       <w:tab/>
-      <w:t>2026-08-17</w:t>
+      <w:t>2026-08-18</w:t>
       <w:br/>
       <w:br/>
     </w:r>

--- a/tillsyn/A 27816-2026 tillsynsbegäran.docx
+++ b/tillsyn/A 27816-2026 tillsynsbegäran.docx
@@ -258,7 +258,7 @@
     <w:r>
       <w:tab/>
       <w:tab/>
-      <w:t>2026-08-18</w:t>
+      <w:t>2026-08-19</w:t>
       <w:br/>
       <w:br/>
     </w:r>

--- a/tillsyn/A 27816-2026 tillsynsbegäran.docx
+++ b/tillsyn/A 27816-2026 tillsynsbegäran.docx
@@ -258,7 +258,7 @@
     <w:r>
       <w:tab/>
       <w:tab/>
-      <w:t>2026-08-19</w:t>
+      <w:t>2026-08-20</w:t>
       <w:br/>
       <w:br/>
     </w:r>

--- a/tillsyn/A 27816-2026 tillsynsbegäran.docx
+++ b/tillsyn/A 27816-2026 tillsynsbegäran.docx
@@ -258,7 +258,7 @@
     <w:r>
       <w:tab/>
       <w:tab/>
-      <w:t>2026-08-20</w:t>
+      <w:t>2026-08-21</w:t>
       <w:br/>
       <w:br/>
     </w:r>

--- a/tillsyn/A 27816-2026 tillsynsbegäran.docx
+++ b/tillsyn/A 27816-2026 tillsynsbegäran.docx
@@ -258,7 +258,7 @@
     <w:r>
       <w:tab/>
       <w:tab/>
-      <w:t>2026-08-21</w:t>
+      <w:t>2026-08-22</w:t>
       <w:br/>
       <w:br/>
     </w:r>

--- a/tillsyn/A 27816-2026 tillsynsbegäran.docx
+++ b/tillsyn/A 27816-2026 tillsynsbegäran.docx
@@ -258,7 +258,7 @@
     <w:r>
       <w:tab/>
       <w:tab/>
-      <w:t>2026-08-22</w:t>
+      <w:t>2026-08-23</w:t>
       <w:br/>
       <w:br/>
     </w:r>

--- a/tillsyn/A 27816-2026 tillsynsbegäran.docx
+++ b/tillsyn/A 27816-2026 tillsynsbegäran.docx
@@ -258,7 +258,7 @@
     <w:r>
       <w:tab/>
       <w:tab/>
-      <w:t>2026-08-23</w:t>
+      <w:t>2026-08-24</w:t>
       <w:br/>
       <w:br/>
     </w:r>

--- a/tillsyn/A 27816-2026 tillsynsbegäran.docx
+++ b/tillsyn/A 27816-2026 tillsynsbegäran.docx
@@ -258,7 +258,7 @@
     <w:r>
       <w:tab/>
       <w:tab/>
-      <w:t>2026-08-24</w:t>
+      <w:t>2026-08-25</w:t>
       <w:br/>
       <w:br/>
     </w:r>

--- a/tillsyn/A 27816-2026 tillsynsbegäran.docx
+++ b/tillsyn/A 27816-2026 tillsynsbegäran.docx
@@ -258,7 +258,7 @@
     <w:r>
       <w:tab/>
       <w:tab/>
-      <w:t>2026-08-25</w:t>
+      <w:t>2026-08-26</w:t>
       <w:br/>
       <w:br/>
     </w:r>

--- a/tillsyn/A 27816-2026 tillsynsbegäran.docx
+++ b/tillsyn/A 27816-2026 tillsynsbegäran.docx
@@ -258,7 +258,7 @@
     <w:r>
       <w:tab/>
       <w:tab/>
-      <w:t>2026-08-26</w:t>
+      <w:t>2026-08-27</w:t>
       <w:br/>
       <w:br/>
     </w:r>

--- a/tillsyn/A 27816-2026 tillsynsbegäran.docx
+++ b/tillsyn/A 27816-2026 tillsynsbegäran.docx
@@ -258,7 +258,7 @@
     <w:r>
       <w:tab/>
       <w:tab/>
-      <w:t>2026-08-27</w:t>
+      <w:t>2026-08-28</w:t>
       <w:br/>
       <w:br/>
     </w:r>

--- a/tillsyn/A 27816-2026 tillsynsbegäran.docx
+++ b/tillsyn/A 27816-2026 tillsynsbegäran.docx
@@ -258,7 +258,7 @@
     <w:r>
       <w:tab/>
       <w:tab/>
-      <w:t>2026-08-28</w:t>
+      <w:t>2026-08-29</w:t>
       <w:br/>
       <w:br/>
     </w:r>

--- a/tillsyn/A 27816-2026 tillsynsbegäran.docx
+++ b/tillsyn/A 27816-2026 tillsynsbegäran.docx
@@ -258,7 +258,7 @@
     <w:r>
       <w:tab/>
       <w:tab/>
-      <w:t>2026-08-29</w:t>
+      <w:t>2026-08-31</w:t>
       <w:br/>
       <w:br/>
     </w:r>

--- a/tillsyn/A 27816-2026 tillsynsbegäran.docx
+++ b/tillsyn/A 27816-2026 tillsynsbegäran.docx
@@ -258,7 +258,7 @@
     <w:r>
       <w:tab/>
       <w:tab/>
-      <w:t>2026-08-31</w:t>
+      <w:t>2026-09-01</w:t>
       <w:br/>
       <w:br/>
     </w:r>

--- a/tillsyn/A 27816-2026 tillsynsbegäran.docx
+++ b/tillsyn/A 27816-2026 tillsynsbegäran.docx
@@ -258,7 +258,7 @@
     <w:r>
       <w:tab/>
       <w:tab/>
-      <w:t>2026-09-01</w:t>
+      <w:t>2026-09-02</w:t>
       <w:br/>
       <w:br/>
     </w:r>

--- a/tillsyn/A 27816-2026 tillsynsbegäran.docx
+++ b/tillsyn/A 27816-2026 tillsynsbegäran.docx
@@ -258,7 +258,7 @@
     <w:r>
       <w:tab/>
       <w:tab/>
-      <w:t>2026-09-02</w:t>
+      <w:t>2026-09-03</w:t>
       <w:br/>
       <w:br/>
     </w:r>

--- a/tillsyn/A 27816-2026 tillsynsbegäran.docx
+++ b/tillsyn/A 27816-2026 tillsynsbegäran.docx
@@ -258,7 +258,7 @@
     <w:r>
       <w:tab/>
       <w:tab/>
-      <w:t>2026-09-03</w:t>
+      <w:t>2026-09-04</w:t>
       <w:br/>
       <w:br/>
     </w:r>

--- a/tillsyn/A 27816-2026 tillsynsbegäran.docx
+++ b/tillsyn/A 27816-2026 tillsynsbegäran.docx
@@ -258,7 +258,7 @@
     <w:r>
       <w:tab/>
       <w:tab/>
-      <w:t>2026-09-04</w:t>
+      <w:t>2026-09-05</w:t>
       <w:br/>
       <w:br/>
     </w:r>

--- a/tillsyn/A 27816-2026 tillsynsbegäran.docx
+++ b/tillsyn/A 27816-2026 tillsynsbegäran.docx
@@ -258,7 +258,7 @@
     <w:r>
       <w:tab/>
       <w:tab/>
-      <w:t>2026-09-05</w:t>
+      <w:t>2026-09-06</w:t>
       <w:br/>
       <w:br/>
     </w:r>

--- a/tillsyn/A 27816-2026 tillsynsbegäran.docx
+++ b/tillsyn/A 27816-2026 tillsynsbegäran.docx
@@ -258,7 +258,7 @@
     <w:r>
       <w:tab/>
       <w:tab/>
-      <w:t>2026-09-06</w:t>
+      <w:t>2026-09-07</w:t>
       <w:br/>
       <w:br/>
     </w:r>

--- a/tillsyn/A 27816-2026 tillsynsbegäran.docx
+++ b/tillsyn/A 27816-2026 tillsynsbegäran.docx
@@ -258,7 +258,7 @@
     <w:r>
       <w:tab/>
       <w:tab/>
-      <w:t>2026-09-07</w:t>
+      <w:t>2026-09-08</w:t>
       <w:br/>
       <w:br/>
     </w:r>

--- a/tillsyn/A 27816-2026 tillsynsbegäran.docx
+++ b/tillsyn/A 27816-2026 tillsynsbegäran.docx
@@ -258,7 +258,7 @@
     <w:r>
       <w:tab/>
       <w:tab/>
-      <w:t>2026-09-08</w:t>
+      <w:t>2026-09-09</w:t>
       <w:br/>
       <w:br/>
     </w:r>

--- a/tillsyn/A 27816-2026 tillsynsbegäran.docx
+++ b/tillsyn/A 27816-2026 tillsynsbegäran.docx
@@ -258,7 +258,7 @@
     <w:r>
       <w:tab/>
       <w:tab/>
-      <w:t>2026-09-09</w:t>
+      <w:t>2026-09-10</w:t>
       <w:br/>
       <w:br/>
     </w:r>

--- a/tillsyn/A 27816-2026 tillsynsbegäran.docx
+++ b/tillsyn/A 27816-2026 tillsynsbegäran.docx
@@ -258,7 +258,7 @@
     <w:r>
       <w:tab/>
       <w:tab/>
-      <w:t>2026-09-10</w:t>
+      <w:t>2026-09-11</w:t>
       <w:br/>
       <w:br/>
     </w:r>

--- a/tillsyn/A 27816-2026 tillsynsbegäran.docx
+++ b/tillsyn/A 27816-2026 tillsynsbegäran.docx
@@ -258,7 +258,7 @@
     <w:r>
       <w:tab/>
       <w:tab/>
-      <w:t>2026-09-11</w:t>
+      <w:t>2026-09-12</w:t>
       <w:br/>
       <w:br/>
     </w:r>
